--- a/hin/docx/38.content.docx
+++ b/hin/docx/38.content.docx
@@ -136,13 +136,6 @@
         <w:rPr>
           <w:lang w:val="hi_IN" w:bidi="hi_IN"/>
         </w:rPr>
-      </w:r>
-      <w:r>
-        <w:rPr>
-          <w:i/>
-          <w:lang w:val="hi_IN" w:bidi="hi_IN"/>
-        </w:rPr>
-        <w:t>जकर्याह 1:1, जकर्याह 1:1 (#2), जकर्याह 1:3, जकर्याह 1:4, ज़कर्याह 1:6, जकर्याह 1:8, जकर्याह 1:10, जकर्याह 1:11, जकर्याह 1:12, जकर्याह 1:16–17, जकर्याह 1:19, जकर्याह 1:20–21, हबक्कूक 2:2, जकर्याह 2:4, जकर्याह 2:5, जकर्याह 2:7, जकर्याह 2:9, जकर्याह 2:11, जकर्याह 2:13, जकर्याह 3:1, जकर्याह 3:1 (#2), जकर्याह 3:3, जकर्याह 3:4, जकर्याह 3:4–5, जकर्याह 3:7, जकर्याह 3:8, जकर्याह 3:9, जकर्याह 3:10, जकर्याह 4:2–3, जकर्याह 4:4–5, जकर्याह 4:6, जकर्याह 4:7, जकर्याह 4:9, जकर्याह 4:10, जकर्याह 4:10 (#2), जकर्याह 4:14, जकर्याह 5:2, जकर्याह 5:3, जकर्याह 5:3 (#2), जकर्याह 5:4, जकर्याह 5:6, जकर्याह 5:8, जकर्याह 5:9, जकर्याह 5:11, जकर्याह 6:1, जकर्याह 6:2–3, जकर्याह 6:5, जकर्याह 6:5 (#2), जकर्याह 6:6, जकर्याह 6:8, जकर्याह 6:10–11, जकर्याह 6:12–13, जकर्याह 6:14, जकर्याह 6:15, जकर्याह 7:2, जकर्याह 7:3, जकर्याह 7:5–6, जकर्याह 7:7, जकर्याह 7:8–10, जकर्याह 7:11, जकर्याह 7:13–14, जकर्याह 8:2, जकर्याह 8:3, जकर्याह 8:4–5, जकर्याह 8:7, जकर्याह 8:9, जकर्याह 8:10, जकर्याह 8:11–12, जकर्याह 8:16–17, जकर्याह 8:19, जकर्याह 8:20–22, जकर्याह 8:23, जकर्याह 9:1–2, जकर्याह 9:4, ज़कर्याह 9:6–7, जकर्याह 9:8, जकर्याह 9:9, जकर्याह 9:9 (#2), जकर्याह 9:10, जकर्याह 9:10 (#2), जकर्याह 9:11, जकर्याह 9:13, जकर्याह 9:13 (#2), जकर्याह 9:16, जकर्याह 10:1, जकर्याह 10:2, जकर्याह 10:3, जकर्याह 10:4, जकर्याह 10:6, जकर्याह 10:9, जकर्याह 10:11, जकर्याह 11:3, जकर्याह 11:4, जकर्याह 11:6, जकर्याह 11:7, जकर्याह 11:8, ज़कर्याह 11:10, जकर्याह 11:12, जकर्याह 11:13, जकर्याह 11:14, जकर्याह 11:16, जकर्याह 11:17, जकर्याह 12:1, जकर्याह 12:3, जकर्याह 12:4, जकर्याह 12:6, जकर्याह 12:7, जकर्याह 12:9, जकर्याह 12:10, जकर्याह 12:10 (#2), जकर्याह 12:12–14, जकर्याह 13:1, जकर्याह 13:2, जकर्याह 13:2 (#2), जकर्याह 13:3, जकर्याह 13:4, जकर्याह 13:7, जकर्याह 13:7 (#2), जकर्याह 13:8, जकर्याह 13:9, जकर्याह 13:9 (#2), जकर्याह 14:2, जकर्याह 14:3, जकर्याह 14:4, जकर्याह 14:5, जकर्याह 14:8, जकर्याह 14:9, जकर्याह 14:11, जकर्याह 14:12, जकर्याह 14:13, जकर्याह 14:16, जकर्याह 14:17–18, जकर्याह 14:21</w:t>
       </w:r>
       <w:r>
         <w:rPr>

--- a/hin/docx/38.content.docx
+++ b/hin/docx/38.content.docx
@@ -123,19 +123,6 @@
           <w:lang w:val="hi_IN" w:bidi="hi_IN"/>
         </w:rPr>
         <w:t>ZEC</w:t>
-      </w:r>
-      <w:r>
-        <w:rPr>
-          <w:lang w:val="hi_IN" w:bidi="hi_IN"/>
-        </w:rPr>
-      </w:r>
-    </w:p>
-    <w:p>
-      <w:pPr/>
-      <w:r>
-        <w:rPr>
-          <w:lang w:val="hi_IN" w:bidi="hi_IN"/>
-        </w:rPr>
       </w:r>
       <w:r>
         <w:rPr>

--- a/hin/docx/38.content.docx
+++ b/hin/docx/38.content.docx
@@ -19,7 +19,7 @@
         <w:rPr>
           <w:lang w:val="hi_IN" w:bidi="hi_IN"/>
         </w:rPr>
-        <w:t>Resource: अनुवाद प्रश्न (unfoldingWord)</w:t>
+        <w:t>Resource: unfoldingWord® Translation Questions</w:t>
       </w:r>
       <w:r>
         <w:rPr>
@@ -85,7 +85,7 @@
         <w:rPr>
           <w:lang w:val="hi_IN" w:bidi="hi_IN"/>
         </w:rPr>
-        <w:t>अनुवाद प्रश्न (unfoldingWord)</w:t>
+        <w:t>unfoldingWord® Translation Questions</w:t>
       </w:r>
     </w:p>
     <w:p>
